--- a/a7/packages/A7 Unit 3 - Exponents and Scientific Notation/Answer Keys/A7 3.04  Question Bank Key.docx
+++ b/a7/packages/A7 Unit 3 - Exponents and Scientific Notation/Answer Keys/A7 3.04  Question Bank Key.docx
@@ -2698,16 +2698,16 @@
                 <w:rFonts w:ascii="FreeSerif" w:hAnsi="FreeSerif" w:eastAsia="FreeSerif"/>
                 <w:b w:val="0"/>
                 <w:i w:val="0"/>
-                <w:color w:val="9E1B32"/>
+                <w:color w:val="1A1A1A"/>
                 <w:sz w:val="22"/>
               </w:rPr>
-              <w:t xml:space="preserve">●   </w:t>
+              <w:t xml:space="preserve">○   </w:t>
             </w:r>
             <w:r>
               <w:rPr>
-                <w:b/>
+                <w:b w:val="0"/>
                 <w:i w:val="0"/>
-                <w:color w:val="9E1B32"/>
+                <w:color w:val="1A1A1A"/>
                 <w:sz w:val="22"/>
               </w:rPr>
               <w:t xml:space="preserve">A.  </w:t>
@@ -2715,7 +2715,7 @@
             <w:r>
               <w:drawing>
                 <wp:inline xmlns:a="http://schemas.openxmlformats.org/drawingml/2006/main" xmlns:pic="http://schemas.openxmlformats.org/drawingml/2006/picture">
-                  <wp:extent cx="118872" cy="216408"/>
+                  <wp:extent cx="118872" cy="213360"/>
                   <wp:docPr id="36" name="Picture 36"/>
                   <wp:cNvGraphicFramePr>
                     <a:graphicFrameLocks noChangeAspect="1"/>
@@ -2724,7 +2724,7 @@
                     <a:graphicData uri="http://schemas.openxmlformats.org/drawingml/2006/picture">
                       <pic:pic>
                         <pic:nvPicPr>
-                          <pic:cNvPr id="0" name="45c3a009fe3b2f11.png"/>
+                          <pic:cNvPr id="0" name="c4e3560be252b283.png"/>
                           <pic:cNvPicPr/>
                         </pic:nvPicPr>
                         <pic:blipFill>
@@ -2736,7 +2736,7 @@
                         <pic:spPr>
                           <a:xfrm>
                             <a:off x="0" y="0"/>
-                            <a:ext cx="118872" cy="216408"/>
+                            <a:ext cx="118872" cy="213360"/>
                           </a:xfrm>
                           <a:prstGeom prst="rect"/>
                         </pic:spPr>
@@ -2816,16 +2816,16 @@
                 <w:rFonts w:ascii="FreeSerif" w:hAnsi="FreeSerif" w:eastAsia="FreeSerif"/>
                 <w:b w:val="0"/>
                 <w:i w:val="0"/>
-                <w:color w:val="1A1A1A"/>
+                <w:color w:val="9E1B32"/>
                 <w:sz w:val="22"/>
               </w:rPr>
-              <w:t xml:space="preserve">○   </w:t>
+              <w:t xml:space="preserve">●   </w:t>
             </w:r>
             <w:r>
               <w:rPr>
-                <w:b w:val="0"/>
+                <w:b/>
                 <w:i w:val="0"/>
-                <w:color w:val="1A1A1A"/>
+                <w:color w:val="9E1B32"/>
                 <w:sz w:val="22"/>
               </w:rPr>
               <w:t xml:space="preserve">C.  </w:t>
@@ -2833,7 +2833,7 @@
             <w:r>
               <w:drawing>
                 <wp:inline xmlns:a="http://schemas.openxmlformats.org/drawingml/2006/main" xmlns:pic="http://schemas.openxmlformats.org/drawingml/2006/picture">
-                  <wp:extent cx="265176" cy="112776"/>
+                  <wp:extent cx="118872" cy="216408"/>
                   <wp:docPr id="38" name="Picture 38"/>
                   <wp:cNvGraphicFramePr>
                     <a:graphicFrameLocks noChangeAspect="1"/>
@@ -2842,7 +2842,7 @@
                     <a:graphicData uri="http://schemas.openxmlformats.org/drawingml/2006/picture">
                       <pic:pic>
                         <pic:nvPicPr>
-                          <pic:cNvPr id="0" name="8367fcaf01178496.png"/>
+                          <pic:cNvPr id="0" name="45c3a009fe3b2f11.png"/>
                           <pic:cNvPicPr/>
                         </pic:nvPicPr>
                         <pic:blipFill>
@@ -2854,7 +2854,7 @@
                         <pic:spPr>
                           <a:xfrm>
                             <a:off x="0" y="0"/>
-                            <a:ext cx="265176" cy="112776"/>
+                            <a:ext cx="118872" cy="216408"/>
                           </a:xfrm>
                           <a:prstGeom prst="rect"/>
                         </pic:spPr>
@@ -2892,7 +2892,7 @@
             <w:r>
               <w:drawing>
                 <wp:inline xmlns:a="http://schemas.openxmlformats.org/drawingml/2006/main" xmlns:pic="http://schemas.openxmlformats.org/drawingml/2006/picture">
-                  <wp:extent cx="118872" cy="213360"/>
+                  <wp:extent cx="265176" cy="112776"/>
                   <wp:docPr id="39" name="Picture 39"/>
                   <wp:cNvGraphicFramePr>
                     <a:graphicFrameLocks noChangeAspect="1"/>
@@ -2901,7 +2901,7 @@
                     <a:graphicData uri="http://schemas.openxmlformats.org/drawingml/2006/picture">
                       <pic:pic>
                         <pic:nvPicPr>
-                          <pic:cNvPr id="0" name="c4e3560be252b283.png"/>
+                          <pic:cNvPr id="0" name="8367fcaf01178496.png"/>
                           <pic:cNvPicPr/>
                         </pic:nvPicPr>
                         <pic:blipFill>
@@ -2913,7 +2913,7 @@
                         <pic:spPr>
                           <a:xfrm>
                             <a:off x="0" y="0"/>
-                            <a:ext cx="118872" cy="213360"/>
+                            <a:ext cx="265176" cy="112776"/>
                           </a:xfrm>
                           <a:prstGeom prst="rect"/>
                         </pic:spPr>
@@ -2936,7 +2936,7 @@
                 <w:color w:val="9E1B32"/>
                 <w:sz w:val="22"/>
               </w:rPr>
-              <w:t>A</w:t>
+              <w:t>C</w:t>
             </w:r>
           </w:p>
         </w:tc>
@@ -3076,67 +3076,8 @@
             <w:r>
               <w:drawing>
                 <wp:inline xmlns:a="http://schemas.openxmlformats.org/drawingml/2006/main" xmlns:pic="http://schemas.openxmlformats.org/drawingml/2006/picture">
-                  <wp:extent cx="213360" cy="143256"/>
+                  <wp:extent cx="213360" cy="140208"/>
                   <wp:docPr id="41" name="Picture 41"/>
-                  <wp:cNvGraphicFramePr>
-                    <a:graphicFrameLocks noChangeAspect="1"/>
-                  </wp:cNvGraphicFramePr>
-                  <a:graphic>
-                    <a:graphicData uri="http://schemas.openxmlformats.org/drawingml/2006/picture">
-                      <pic:pic>
-                        <pic:nvPicPr>
-                          <pic:cNvPr id="0" name="f68b02436c739def.png"/>
-                          <pic:cNvPicPr/>
-                        </pic:nvPicPr>
-                        <pic:blipFill>
-                          <a:blip r:embed="rId49"/>
-                          <a:stretch>
-                            <a:fillRect/>
-                          </a:stretch>
-                        </pic:blipFill>
-                        <pic:spPr>
-                          <a:xfrm>
-                            <a:off x="0" y="0"/>
-                            <a:ext cx="213360" cy="143256"/>
-                          </a:xfrm>
-                          <a:prstGeom prst="rect"/>
-                        </pic:spPr>
-                      </pic:pic>
-                    </a:graphicData>
-                  </a:graphic>
-                </wp:inline>
-              </w:drawing>
-            </w:r>
-          </w:p>
-          <w:p>
-            <w:pPr>
-              <w:spacing w:before="40" w:after="40"/>
-              <w:ind w:left="1300" w:hanging="380"/>
-            </w:pPr>
-            <w:r>
-              <w:rPr>
-                <w:rFonts w:ascii="FreeSerif" w:hAnsi="FreeSerif" w:eastAsia="FreeSerif"/>
-                <w:b w:val="0"/>
-                <w:i w:val="0"/>
-                <w:color w:val="9E1B32"/>
-                <w:sz w:val="22"/>
-              </w:rPr>
-              <w:t xml:space="preserve">☒   </w:t>
-            </w:r>
-            <w:r>
-              <w:rPr>
-                <w:b/>
-                <w:i w:val="0"/>
-                <w:color w:val="9E1B32"/>
-                <w:sz w:val="22"/>
-              </w:rPr>
-              <w:t xml:space="preserve">B.  </w:t>
-            </w:r>
-            <w:r>
-              <w:drawing>
-                <wp:inline xmlns:a="http://schemas.openxmlformats.org/drawingml/2006/main" xmlns:pic="http://schemas.openxmlformats.org/drawingml/2006/picture">
-                  <wp:extent cx="213360" cy="140208"/>
-                  <wp:docPr id="42" name="Picture 42"/>
                   <wp:cNvGraphicFramePr>
                     <a:graphicFrameLocks noChangeAspect="1"/>
                   </wp:cNvGraphicFramePr>
@@ -3148,7 +3089,7 @@
                           <pic:cNvPicPr/>
                         </pic:nvPicPr>
                         <pic:blipFill>
-                          <a:blip r:embed="rId50"/>
+                          <a:blip r:embed="rId49"/>
                           <a:stretch>
                             <a:fillRect/>
                           </a:stretch>
@@ -3189,13 +3130,13 @@
                 <w:color w:val="9E1B32"/>
                 <w:sz w:val="22"/>
               </w:rPr>
-              <w:t xml:space="preserve">C.  </w:t>
+              <w:t xml:space="preserve">B.  </w:t>
             </w:r>
             <w:r>
               <w:drawing>
                 <wp:inline xmlns:a="http://schemas.openxmlformats.org/drawingml/2006/main" xmlns:pic="http://schemas.openxmlformats.org/drawingml/2006/picture">
-                  <wp:extent cx="207264" cy="143256"/>
-                  <wp:docPr id="43" name="Picture 43"/>
+                  <wp:extent cx="271272" cy="213360"/>
+                  <wp:docPr id="42" name="Picture 42"/>
                   <wp:cNvGraphicFramePr>
                     <a:graphicFrameLocks noChangeAspect="1"/>
                   </wp:cNvGraphicFramePr>
@@ -3203,11 +3144,11 @@
                     <a:graphicData uri="http://schemas.openxmlformats.org/drawingml/2006/picture">
                       <pic:pic>
                         <pic:nvPicPr>
-                          <pic:cNvPr id="0" name="47997ce09e7c949f.png"/>
+                          <pic:cNvPr id="0" name="09abdb8518f6a834.png"/>
                           <pic:cNvPicPr/>
                         </pic:nvPicPr>
                         <pic:blipFill>
-                          <a:blip r:embed="rId51"/>
+                          <a:blip r:embed="rId50"/>
                           <a:stretch>
                             <a:fillRect/>
                           </a:stretch>
@@ -3215,7 +3156,7 @@
                         <pic:spPr>
                           <a:xfrm>
                             <a:off x="0" y="0"/>
-                            <a:ext cx="207264" cy="143256"/>
+                            <a:ext cx="271272" cy="213360"/>
                           </a:xfrm>
                           <a:prstGeom prst="rect"/>
                         </pic:spPr>
@@ -3248,13 +3189,13 @@
                 <w:color w:val="9E1B32"/>
                 <w:sz w:val="22"/>
               </w:rPr>
-              <w:t xml:space="preserve">D.  </w:t>
+              <w:t xml:space="preserve">C.  </w:t>
             </w:r>
             <w:r>
               <w:drawing>
                 <wp:inline xmlns:a="http://schemas.openxmlformats.org/drawingml/2006/main" xmlns:pic="http://schemas.openxmlformats.org/drawingml/2006/picture">
-                  <wp:extent cx="271272" cy="213360"/>
-                  <wp:docPr id="44" name="Picture 44"/>
+                  <wp:extent cx="213360" cy="143256"/>
+                  <wp:docPr id="43" name="Picture 43"/>
                   <wp:cNvGraphicFramePr>
                     <a:graphicFrameLocks noChangeAspect="1"/>
                   </wp:cNvGraphicFramePr>
@@ -3262,11 +3203,11 @@
                     <a:graphicData uri="http://schemas.openxmlformats.org/drawingml/2006/picture">
                       <pic:pic>
                         <pic:nvPicPr>
-                          <pic:cNvPr id="0" name="09abdb8518f6a834.png"/>
+                          <pic:cNvPr id="0" name="f68b02436c739def.png"/>
                           <pic:cNvPicPr/>
                         </pic:nvPicPr>
                         <pic:blipFill>
-                          <a:blip r:embed="rId52"/>
+                          <a:blip r:embed="rId51"/>
                           <a:stretch>
                             <a:fillRect/>
                           </a:stretch>
@@ -3274,7 +3215,7 @@
                         <pic:spPr>
                           <a:xfrm>
                             <a:off x="0" y="0"/>
-                            <a:ext cx="271272" cy="213360"/>
+                            <a:ext cx="213360" cy="143256"/>
                           </a:xfrm>
                           <a:prstGeom prst="rect"/>
                         </pic:spPr>
@@ -3307,13 +3248,13 @@
                 <w:color w:val="1A1A1A"/>
                 <w:sz w:val="22"/>
               </w:rPr>
-              <w:t xml:space="preserve">E.  </w:t>
+              <w:t xml:space="preserve">D.  </w:t>
             </w:r>
             <w:r>
               <w:drawing>
                 <wp:inline xmlns:a="http://schemas.openxmlformats.org/drawingml/2006/main" xmlns:pic="http://schemas.openxmlformats.org/drawingml/2006/picture">
                   <wp:extent cx="240791" cy="143256"/>
-                  <wp:docPr id="45" name="Picture 45"/>
+                  <wp:docPr id="44" name="Picture 44"/>
                   <wp:cNvGraphicFramePr>
                     <a:graphicFrameLocks noChangeAspect="1"/>
                   </wp:cNvGraphicFramePr>
@@ -3325,7 +3266,7 @@
                           <pic:cNvPicPr/>
                         </pic:nvPicPr>
                         <pic:blipFill>
-                          <a:blip r:embed="rId53"/>
+                          <a:blip r:embed="rId52"/>
                           <a:stretch>
                             <a:fillRect/>
                           </a:stretch>
@@ -3366,13 +3307,13 @@
                 <w:color w:val="1A1A1A"/>
                 <w:sz w:val="22"/>
               </w:rPr>
-              <w:t xml:space="preserve">F.  </w:t>
+              <w:t xml:space="preserve">E.  </w:t>
             </w:r>
             <w:r>
               <w:drawing>
                 <wp:inline xmlns:a="http://schemas.openxmlformats.org/drawingml/2006/main" xmlns:pic="http://schemas.openxmlformats.org/drawingml/2006/picture">
                   <wp:extent cx="210312" cy="140208"/>
-                  <wp:docPr id="46" name="Picture 46"/>
+                  <wp:docPr id="45" name="Picture 45"/>
                   <wp:cNvGraphicFramePr>
                     <a:graphicFrameLocks noChangeAspect="1"/>
                   </wp:cNvGraphicFramePr>
@@ -3384,6 +3325,65 @@
                           <pic:cNvPicPr/>
                         </pic:nvPicPr>
                         <pic:blipFill>
+                          <a:blip r:embed="rId53"/>
+                          <a:stretch>
+                            <a:fillRect/>
+                          </a:stretch>
+                        </pic:blipFill>
+                        <pic:spPr>
+                          <a:xfrm>
+                            <a:off x="0" y="0"/>
+                            <a:ext cx="210312" cy="140208"/>
+                          </a:xfrm>
+                          <a:prstGeom prst="rect"/>
+                        </pic:spPr>
+                      </pic:pic>
+                    </a:graphicData>
+                  </a:graphic>
+                </wp:inline>
+              </w:drawing>
+            </w:r>
+          </w:p>
+          <w:p>
+            <w:pPr>
+              <w:spacing w:before="40" w:after="40"/>
+              <w:ind w:left="1300" w:hanging="380"/>
+            </w:pPr>
+            <w:r>
+              <w:rPr>
+                <w:rFonts w:ascii="FreeSerif" w:hAnsi="FreeSerif" w:eastAsia="FreeSerif"/>
+                <w:b w:val="0"/>
+                <w:i w:val="0"/>
+                <w:color w:val="9E1B32"/>
+                <w:sz w:val="22"/>
+              </w:rPr>
+              <w:t xml:space="preserve">☒   </w:t>
+            </w:r>
+            <w:r>
+              <w:rPr>
+                <w:b/>
+                <w:i w:val="0"/>
+                <w:color w:val="9E1B32"/>
+                <w:sz w:val="22"/>
+              </w:rPr>
+              <w:t xml:space="preserve">F.  </w:t>
+            </w:r>
+            <w:r>
+              <w:drawing>
+                <wp:inline xmlns:a="http://schemas.openxmlformats.org/drawingml/2006/main" xmlns:pic="http://schemas.openxmlformats.org/drawingml/2006/picture">
+                  <wp:extent cx="207264" cy="143256"/>
+                  <wp:docPr id="46" name="Picture 46"/>
+                  <wp:cNvGraphicFramePr>
+                    <a:graphicFrameLocks noChangeAspect="1"/>
+                  </wp:cNvGraphicFramePr>
+                  <a:graphic>
+                    <a:graphicData uri="http://schemas.openxmlformats.org/drawingml/2006/picture">
+                      <pic:pic>
+                        <pic:nvPicPr>
+                          <pic:cNvPr id="0" name="47997ce09e7c949f.png"/>
+                          <pic:cNvPicPr/>
+                        </pic:nvPicPr>
+                        <pic:blipFill>
                           <a:blip r:embed="rId54"/>
                           <a:stretch>
                             <a:fillRect/>
@@ -3392,7 +3392,7 @@
                         <pic:spPr>
                           <a:xfrm>
                             <a:off x="0" y="0"/>
-                            <a:ext cx="210312" cy="140208"/>
+                            <a:ext cx="207264" cy="143256"/>
                           </a:xfrm>
                           <a:prstGeom prst="rect"/>
                         </pic:spPr>
@@ -3415,7 +3415,7 @@
                 <w:color w:val="9E1B32"/>
                 <w:sz w:val="22"/>
               </w:rPr>
-              <w:t>A, B, C and D</w:t>
+              <w:t>A, B, C and F</w:t>
             </w:r>
           </w:p>
         </w:tc>
